--- a/fra/docx/014.content.docx
+++ b/fra/docx/014.content.docx
@@ -731,6 +731,102 @@
         <w:rPr>
           <w:lang w:val="fr_FR" w:bidi="fr_FR"/>
         </w:rPr>
+        <w:t>Naamathite, Naamatite</w:t>
+      </w:r>
+      <w:r>
+        <w:rPr>
+          <w:lang w:val="fr_FR" w:bidi="fr_FR"/>
+        </w:rPr>
+      </w:r>
+    </w:p>
+    <w:p>
+      <w:pPr/>
+      <w:r>
+        <w:rPr>
+          <w:lang w:val="fr_FR" w:bidi="fr_FR"/>
+        </w:rPr>
+      </w:r>
+      <w:r>
+        <w:rPr>
+          <w:lang w:val="fr_FR" w:bidi="fr_FR"/>
+        </w:rPr>
+        <w:t>Habitant de Naama, au nord-ouest de l’Arabie. Tsophar, un des trois amis de Job, était un Naamathite. Bon nombre de versions françaises traduisent le terme par sa signification : « de Naama » (</w:t>
+      </w:r>
+      <w:r>
+        <w:rPr>
+          <w:lang w:val="fr_FR" w:bidi="fr_FR"/>
+        </w:rPr>
+        <w:t>Jb 2.11</w:t>
+      </w:r>
+      <w:r>
+        <w:rPr>
+          <w:lang w:val="fr_FR" w:bidi="fr_FR"/>
+        </w:rPr>
+        <w:t xml:space="preserve"> ; </w:t>
+      </w:r>
+      <w:r>
+        <w:rPr>
+          <w:lang w:val="fr_FR" w:bidi="fr_FR"/>
+        </w:rPr>
+        <w:t>11.1</w:t>
+      </w:r>
+      <w:r>
+        <w:rPr>
+          <w:lang w:val="fr_FR" w:bidi="fr_FR"/>
+        </w:rPr>
+        <w:t xml:space="preserve"> ; </w:t>
+      </w:r>
+      <w:r>
+        <w:rPr>
+          <w:lang w:val="fr_FR" w:bidi="fr_FR"/>
+        </w:rPr>
+        <w:t>20.1</w:t>
+      </w:r>
+      <w:r>
+        <w:rPr>
+          <w:lang w:val="fr_FR" w:bidi="fr_FR"/>
+        </w:rPr>
+        <w:t xml:space="preserve"> ; </w:t>
+      </w:r>
+      <w:r>
+        <w:rPr>
+          <w:lang w:val="fr_FR" w:bidi="fr_FR"/>
+        </w:rPr>
+        <w:t>42.9</w:t>
+      </w:r>
+      <w:r>
+        <w:rPr>
+          <w:lang w:val="fr_FR" w:bidi="fr_FR"/>
+        </w:rPr>
+        <w:t>).</w:t>
+      </w:r>
+      <w:r>
+        <w:rPr>
+          <w:lang w:val="fr_FR" w:bidi="fr_FR"/>
+        </w:rPr>
+      </w:r>
+      <w:r>
+        <w:rPr>
+          <w:lang w:val="fr_FR" w:bidi="fr_FR"/>
+        </w:rPr>
+      </w:r>
+    </w:p>
+    <w:p>
+      <w:pPr/>
+      <w:r>
+        <w:rPr>
+          <w:lang w:val="fr_FR" w:bidi="fr_FR"/>
+        </w:rPr>
+      </w:r>
+    </w:p>
+    <w:p>
+      <w:pPr>
+        <w:pStyle w:val="Heading2"/>
+      </w:pPr>
+      <w:r>
+        <w:rPr>
+          <w:lang w:val="fr_FR" w:bidi="fr_FR"/>
+        </w:rPr>
         <w:t>Naara (Personne)</w:t>
       </w:r>
       <w:r>
@@ -16877,6 +16973,93 @@
         <w:rPr>
           <w:lang w:val="fr_FR" w:bidi="fr_FR"/>
         </w:rPr>
+        <w:t>Ni aimée, ni prise en pitié</w:t>
+      </w:r>
+      <w:r>
+        <w:rPr>
+          <w:lang w:val="fr_FR" w:bidi="fr_FR"/>
+        </w:rPr>
+      </w:r>
+    </w:p>
+    <w:p>
+      <w:pPr/>
+      <w:r>
+        <w:rPr>
+          <w:lang w:val="fr_FR" w:bidi="fr_FR"/>
+        </w:rPr>
+      </w:r>
+      <w:r>
+        <w:rPr>
+          <w:lang w:val="fr_FR" w:bidi="fr_FR"/>
+        </w:rPr>
+        <w:t>Traduction d'un nom symbolique que l'Éternel ordonne au prophète Osée de donner à sa fille (</w:t>
+      </w:r>
+      <w:r>
+        <w:rPr>
+          <w:lang w:val="fr_FR" w:bidi="fr_FR"/>
+        </w:rPr>
+        <w:t>Os 1.6–8</w:t>
+      </w:r>
+      <w:r>
+        <w:rPr>
+          <w:lang w:val="fr_FR" w:bidi="fr_FR"/>
+        </w:rPr>
+        <w:t>). Ce nom symbolique avertit que le jugement de l'Éternel contre Israël est imminent.</w:t>
+      </w:r>
+    </w:p>
+    <w:p>
+      <w:pPr/>
+      <w:r>
+        <w:rPr>
+          <w:lang w:val="fr_FR" w:bidi="fr_FR"/>
+        </w:rPr>
+      </w:r>
+      <w:r>
+        <w:rPr>
+          <w:i/>
+          <w:lang w:val="fr_FR" w:bidi="fr_FR"/>
+        </w:rPr>
+        <w:t xml:space="preserve">Voir </w:t>
+      </w:r>
+      <w:r>
+        <w:rPr>
+          <w:lang w:val="fr_FR" w:bidi="fr_FR"/>
+        </w:rPr>
+        <w:t>Ruchama</w:t>
+      </w:r>
+      <w:r>
+        <w:rPr>
+          <w:lang w:val="fr_FR" w:bidi="fr_FR"/>
+        </w:rPr>
+        <w:t>.</w:t>
+      </w:r>
+      <w:r>
+        <w:rPr>
+          <w:lang w:val="fr_FR" w:bidi="fr_FR"/>
+        </w:rPr>
+      </w:r>
+      <w:r>
+        <w:rPr>
+          <w:lang w:val="fr_FR" w:bidi="fr_FR"/>
+        </w:rPr>
+      </w:r>
+    </w:p>
+    <w:p>
+      <w:pPr/>
+      <w:r>
+        <w:rPr>
+          <w:lang w:val="fr_FR" w:bidi="fr_FR"/>
+        </w:rPr>
+      </w:r>
+    </w:p>
+    <w:p>
+      <w:pPr>
+        <w:pStyle w:val="Heading2"/>
+      </w:pPr>
+      <w:r>
+        <w:rPr>
+          <w:lang w:val="fr_FR" w:bidi="fr_FR"/>
+        </w:rPr>
         <w:t>Nibchaz</w:t>
       </w:r>
       <w:r>
@@ -19748,6 +19931,99 @@
         <w:rPr>
           <w:lang w:val="fr_FR" w:bidi="fr_FR"/>
         </w:rPr>
+        <w:t>No</w:t>
+      </w:r>
+      <w:r>
+        <w:rPr>
+          <w:lang w:val="fr_FR" w:bidi="fr_FR"/>
+        </w:rPr>
+      </w:r>
+    </w:p>
+    <w:p>
+      <w:pPr/>
+      <w:r>
+        <w:rPr>
+          <w:lang w:val="fr_FR" w:bidi="fr_FR"/>
+        </w:rPr>
+      </w:r>
+      <w:r>
+        <w:rPr>
+          <w:lang w:val="fr_FR" w:bidi="fr_FR"/>
+        </w:rPr>
+        <w:t xml:space="preserve">Orthographe de No-Amon dans </w:t>
+      </w:r>
+      <w:r>
+        <w:rPr>
+          <w:lang w:val="fr_FR" w:bidi="fr_FR"/>
+        </w:rPr>
+        <w:t>Nahum 3.8</w:t>
+      </w:r>
+      <w:r>
+        <w:rPr>
+          <w:lang w:val="fr_FR" w:bidi="fr_FR"/>
+        </w:rPr>
+        <w:t xml:space="preserve"> dans la version David Martin.</w:t>
+      </w:r>
+    </w:p>
+    <w:p>
+      <w:pPr/>
+      <w:r>
+        <w:rPr>
+          <w:lang w:val="fr_FR" w:bidi="fr_FR"/>
+        </w:rPr>
+      </w:r>
+      <w:r>
+        <w:rPr>
+          <w:i/>
+          <w:lang w:val="fr_FR" w:bidi="fr_FR"/>
+        </w:rPr>
+        <w:t>Voir</w:t>
+      </w:r>
+      <w:r>
+        <w:rPr>
+          <w:lang w:val="fr_FR" w:bidi="fr_FR"/>
+        </w:rPr>
+        <w:t xml:space="preserve"> </w:t>
+      </w:r>
+      <w:r>
+        <w:rPr>
+          <w:lang w:val="fr_FR" w:bidi="fr_FR"/>
+        </w:rPr>
+        <w:t>Thèbes</w:t>
+      </w:r>
+      <w:r>
+        <w:rPr>
+          <w:lang w:val="fr_FR" w:bidi="fr_FR"/>
+        </w:rPr>
+        <w:t>.</w:t>
+      </w:r>
+      <w:r>
+        <w:rPr>
+          <w:lang w:val="fr_FR" w:bidi="fr_FR"/>
+        </w:rPr>
+      </w:r>
+      <w:r>
+        <w:rPr>
+          <w:lang w:val="fr_FR" w:bidi="fr_FR"/>
+        </w:rPr>
+      </w:r>
+    </w:p>
+    <w:p>
+      <w:pPr/>
+      <w:r>
+        <w:rPr>
+          <w:lang w:val="fr_FR" w:bidi="fr_FR"/>
+        </w:rPr>
+      </w:r>
+    </w:p>
+    <w:p>
+      <w:pPr>
+        <w:pStyle w:val="Heading2"/>
+      </w:pPr>
+      <w:r>
+        <w:rPr>
+          <w:lang w:val="fr_FR" w:bidi="fr_FR"/>
+        </w:rPr>
         <w:t>Noadia</w:t>
       </w:r>
       <w:r>
@@ -19806,6 +20082,99 @@
           <w:lang w:val="fr_FR" w:bidi="fr_FR"/>
         </w:rPr>
         <w:t>).</w:t>
+      </w:r>
+      <w:r>
+        <w:rPr>
+          <w:lang w:val="fr_FR" w:bidi="fr_FR"/>
+        </w:rPr>
+      </w:r>
+      <w:r>
+        <w:rPr>
+          <w:lang w:val="fr_FR" w:bidi="fr_FR"/>
+        </w:rPr>
+      </w:r>
+    </w:p>
+    <w:p>
+      <w:pPr/>
+      <w:r>
+        <w:rPr>
+          <w:lang w:val="fr_FR" w:bidi="fr_FR"/>
+        </w:rPr>
+      </w:r>
+    </w:p>
+    <w:p>
+      <w:pPr>
+        <w:pStyle w:val="Heading2"/>
+      </w:pPr>
+      <w:r>
+        <w:rPr>
+          <w:lang w:val="fr_FR" w:bidi="fr_FR"/>
+        </w:rPr>
+        <w:t>No-Amon</w:t>
+      </w:r>
+      <w:r>
+        <w:rPr>
+          <w:lang w:val="fr_FR" w:bidi="fr_FR"/>
+        </w:rPr>
+      </w:r>
+    </w:p>
+    <w:p>
+      <w:pPr/>
+      <w:r>
+        <w:rPr>
+          <w:lang w:val="fr_FR" w:bidi="fr_FR"/>
+        </w:rPr>
+      </w:r>
+      <w:r>
+        <w:rPr>
+          <w:lang w:val="fr_FR" w:bidi="fr_FR"/>
+        </w:rPr>
+        <w:t>No-Amon est un autre nom de No, le nom hébreu de Thèbes, qui a été la capitale de la Haute-Égypte (</w:t>
+      </w:r>
+      <w:r>
+        <w:rPr>
+          <w:lang w:val="fr_FR" w:bidi="fr_FR"/>
+        </w:rPr>
+        <w:t>Na 3.8</w:t>
+      </w:r>
+      <w:r>
+        <w:rPr>
+          <w:lang w:val="fr_FR" w:bidi="fr_FR"/>
+        </w:rPr>
+        <w:t>).</w:t>
+      </w:r>
+    </w:p>
+    <w:p>
+      <w:pPr/>
+      <w:r>
+        <w:rPr>
+          <w:lang w:val="fr_FR" w:bidi="fr_FR"/>
+        </w:rPr>
+      </w:r>
+      <w:r>
+        <w:rPr>
+          <w:i/>
+          <w:lang w:val="fr_FR" w:bidi="fr_FR"/>
+        </w:rPr>
+        <w:t>Voir</w:t>
+      </w:r>
+      <w:r>
+        <w:rPr>
+          <w:lang w:val="fr_FR" w:bidi="fr_FR"/>
+        </w:rPr>
+        <w:t xml:space="preserve"> </w:t>
+      </w:r>
+      <w:r>
+        <w:rPr>
+          <w:lang w:val="fr_FR" w:bidi="fr_FR"/>
+        </w:rPr>
+        <w:t>Thèbes</w:t>
+      </w:r>
+      <w:r>
+        <w:rPr>
+          <w:lang w:val="fr_FR" w:bidi="fr_FR"/>
+        </w:rPr>
+        <w:t>.</w:t>
       </w:r>
       <w:r>
         <w:rPr>
